--- a/Knowledge/3-Work knowledge/1-Software Engineering/2-Testing/5-My Source/1-ISTQB Foundation Level/5-Test Management/5-Test Techniques/4-Types of Collaboration-Based Approaches/2-Behavior-Driven Development (BDD).docx
+++ b/Knowledge/3-Work knowledge/1-Software Engineering/2-Testing/5-My Source/1-ISTQB Foundation Level/5-Test Management/5-Test Techniques/4-Types of Collaboration-Based Approaches/2-Behavior-Driven Development (BDD).docx
@@ -36,51 +36,77 @@
       </w:pPr>
       <w:r>
         <w:rPr>
-          <w:b/>
-          <w:shd w:val="clear" w:color="auto" w:fill="B7B7B7"/>
-        </w:rPr>
-        <w:t># Source</w:t>
-      </w:r>
-      <w:r>
-        <w:rPr>
-          <w:shd w:val="clear" w:color="auto" w:fill="B7B7B7"/>
-        </w:rPr>
-        <w:t xml:space="preserve">: </w:t>
-      </w:r>
-      <w:r>
-        <w:rPr>
-          <w:b/>
-          <w:shd w:val="clear" w:color="auto" w:fill="B7B7B7"/>
-        </w:rPr>
-        <w:t xml:space="preserve">Chatgpt </w:t>
-      </w:r>
-      <w:r>
-        <w:rPr>
-          <w:b/>
-          <w:sz w:val="14"/>
-          <w:szCs w:val="14"/>
-          <w:shd w:val="clear" w:color="auto" w:fill="B7B7B7"/>
-        </w:rPr>
-        <w:t>(GPT</w:t>
-      </w:r>
-      <w:r>
-        <w:rPr>
-          <w:rFonts w:ascii="Cambria Math" w:hAnsi="Cambria Math" w:cs="Cambria Math"/>
-          <w:b/>
-          <w:sz w:val="14"/>
-          <w:szCs w:val="14"/>
-          <w:shd w:val="clear" w:color="auto" w:fill="B7B7B7"/>
+          <w:rFonts w:ascii="Arial" w:eastAsia="Arial" w:hAnsi="Arial" w:cs="Arial"/>
+          <w:b/>
+          <w:color w:val="000000"/>
+          <w:sz w:val="18"/>
+          <w:highlight w:val="lightGray"/>
+        </w:rPr>
+        <w:t># Source: AI Source: Provided by: [Data Path</w:t>
+      </w:r>
+      <w:r>
+        <w:rPr>
+          <w:rFonts w:ascii="Arial" w:eastAsia="Arial" w:hAnsi="Arial" w:cs="Arial"/>
+          <w:color w:val="000000"/>
+          <w:sz w:val="18"/>
+          <w:highlight w:val="lightGray"/>
+        </w:rPr>
+        <w:t xml:space="preserve">: Persons Table -&gt; ID Column: 1, Name_En Column: Motasem Essam] -&gt; </w:t>
+      </w:r>
+      <w:r>
+        <w:rPr>
+          <w:rFonts w:ascii="Arial" w:eastAsia="Arial" w:hAnsi="Arial" w:cs="Arial"/>
+          <w:b/>
+          <w:color w:val="000000"/>
+          <w:sz w:val="18"/>
+          <w:highlight w:val="lightGray"/>
+        </w:rPr>
+        <w:t>From:</w:t>
+      </w:r>
+      <w:r>
+        <w:rPr>
+          <w:rFonts w:ascii="Arial" w:eastAsia="Arial" w:hAnsi="Arial" w:cs="Arial"/>
+          <w:color w:val="000000"/>
+          <w:sz w:val="18"/>
+          <w:highlight w:val="lightGray"/>
+        </w:rPr>
+        <w:t xml:space="preserve"> [Chatgpt (GPT</w:t>
+      </w:r>
+      <w:r>
+        <w:rPr>
+          <w:rFonts w:ascii="Arial" w:eastAsia="Arial" w:hAnsi="Arial" w:cs="Cambria Math"/>
+          <w:color w:val="000000"/>
+          <w:sz w:val="18"/>
+          <w:highlight w:val="lightGray"/>
         </w:rPr>
         <w:t>‑</w:t>
       </w:r>
       <w:r>
         <w:rPr>
-          <w:b/>
-          <w:sz w:val="14"/>
-          <w:szCs w:val="14"/>
-          <w:shd w:val="clear" w:color="auto" w:fill="B7B7B7"/>
-        </w:rPr>
-        <w:t>5 Mini) at [8/17/2025]</w:t>
+          <w:rFonts w:ascii="Arial" w:eastAsia="Arial" w:hAnsi="Arial" w:cs="Arial"/>
+          <w:color w:val="000000"/>
+          <w:sz w:val="18"/>
+          <w:highlight w:val="lightGray"/>
+        </w:rPr>
+        <w:t xml:space="preserve">5 Mini)] </w:t>
+      </w:r>
+      <w:r>
+        <w:rPr>
+          <w:rFonts w:ascii="Arial" w:eastAsia="Arial" w:hAnsi="Arial" w:cs="Arial"/>
+          <w:b/>
+          <w:color w:val="000000"/>
+          <w:sz w:val="18"/>
+          <w:highlight w:val="lightGray"/>
+        </w:rPr>
+        <w:t>on</w:t>
+      </w:r>
+      <w:r>
+        <w:rPr>
+          <w:rFonts w:ascii="Arial" w:eastAsia="Arial" w:hAnsi="Arial"/>
+          <w:sz w:val="18"/>
+          <w:highlight w:val="lightGray"/>
+        </w:rPr>
+        <w:t xml:space="preserve"> [8/17/2025]</w:t>
       </w:r>
     </w:p>
     <w:p>
@@ -172,7 +198,7 @@
     </w:p>
     <w:p>
       <w:r>
-        <w:pict w14:anchorId="62A648C9">
+        <w:pict w14:anchorId="5321E7B2">
           <v:rect id="_x0000_i1025" style="width:0;height:1.5pt" o:hralign="center" o:hrstd="t" o:hr="t" fillcolor="#a0a0a0" stroked="f"/>
         </w:pict>
       </w:r>
@@ -205,51 +231,77 @@
       </w:pPr>
       <w:r>
         <w:rPr>
-          <w:b/>
-          <w:shd w:val="clear" w:color="auto" w:fill="B7B7B7"/>
-        </w:rPr>
-        <w:t># Source</w:t>
-      </w:r>
-      <w:r>
-        <w:rPr>
-          <w:shd w:val="clear" w:color="auto" w:fill="B7B7B7"/>
-        </w:rPr>
-        <w:t xml:space="preserve">: </w:t>
-      </w:r>
-      <w:r>
-        <w:rPr>
-          <w:b/>
-          <w:shd w:val="clear" w:color="auto" w:fill="B7B7B7"/>
-        </w:rPr>
-        <w:t xml:space="preserve">Chatgpt </w:t>
-      </w:r>
-      <w:r>
-        <w:rPr>
-          <w:b/>
-          <w:sz w:val="14"/>
-          <w:szCs w:val="14"/>
-          <w:shd w:val="clear" w:color="auto" w:fill="B7B7B7"/>
-        </w:rPr>
-        <w:t>(GPT</w:t>
-      </w:r>
-      <w:r>
-        <w:rPr>
-          <w:rFonts w:ascii="Cambria Math" w:hAnsi="Cambria Math" w:cs="Cambria Math"/>
-          <w:b/>
-          <w:sz w:val="14"/>
-          <w:szCs w:val="14"/>
-          <w:shd w:val="clear" w:color="auto" w:fill="B7B7B7"/>
+          <w:rFonts w:ascii="Arial" w:eastAsia="Arial" w:hAnsi="Arial" w:cs="Arial"/>
+          <w:b/>
+          <w:color w:val="000000"/>
+          <w:sz w:val="18"/>
+          <w:highlight w:val="lightGray"/>
+        </w:rPr>
+        <w:t># Source: AI Source: Provided by: [Data Path</w:t>
+      </w:r>
+      <w:r>
+        <w:rPr>
+          <w:rFonts w:ascii="Arial" w:eastAsia="Arial" w:hAnsi="Arial" w:cs="Arial"/>
+          <w:color w:val="000000"/>
+          <w:sz w:val="18"/>
+          <w:highlight w:val="lightGray"/>
+        </w:rPr>
+        <w:t xml:space="preserve">: Persons Table -&gt; ID Column: 1, Name_En Column: Motasem Essam] -&gt; </w:t>
+      </w:r>
+      <w:r>
+        <w:rPr>
+          <w:rFonts w:ascii="Arial" w:eastAsia="Arial" w:hAnsi="Arial" w:cs="Arial"/>
+          <w:b/>
+          <w:color w:val="000000"/>
+          <w:sz w:val="18"/>
+          <w:highlight w:val="lightGray"/>
+        </w:rPr>
+        <w:t>From:</w:t>
+      </w:r>
+      <w:r>
+        <w:rPr>
+          <w:rFonts w:ascii="Arial" w:eastAsia="Arial" w:hAnsi="Arial" w:cs="Arial"/>
+          <w:color w:val="000000"/>
+          <w:sz w:val="18"/>
+          <w:highlight w:val="lightGray"/>
+        </w:rPr>
+        <w:t xml:space="preserve"> [Chatgpt (GPT</w:t>
+      </w:r>
+      <w:r>
+        <w:rPr>
+          <w:rFonts w:ascii="Arial" w:eastAsia="Arial" w:hAnsi="Arial" w:cs="Cambria Math"/>
+          <w:color w:val="000000"/>
+          <w:sz w:val="18"/>
+          <w:highlight w:val="lightGray"/>
         </w:rPr>
         <w:t>‑</w:t>
       </w:r>
       <w:r>
         <w:rPr>
-          <w:b/>
-          <w:sz w:val="14"/>
-          <w:szCs w:val="14"/>
-          <w:shd w:val="clear" w:color="auto" w:fill="B7B7B7"/>
-        </w:rPr>
-        <w:t>5 Mini) at [8/17/2025]</w:t>
+          <w:rFonts w:ascii="Arial" w:eastAsia="Arial" w:hAnsi="Arial" w:cs="Arial"/>
+          <w:color w:val="000000"/>
+          <w:sz w:val="18"/>
+          <w:highlight w:val="lightGray"/>
+        </w:rPr>
+        <w:t xml:space="preserve">5 Mini)] </w:t>
+      </w:r>
+      <w:r>
+        <w:rPr>
+          <w:rFonts w:ascii="Arial" w:eastAsia="Arial" w:hAnsi="Arial" w:cs="Arial"/>
+          <w:b/>
+          <w:color w:val="000000"/>
+          <w:sz w:val="18"/>
+          <w:highlight w:val="lightGray"/>
+        </w:rPr>
+        <w:t>on</w:t>
+      </w:r>
+      <w:r>
+        <w:rPr>
+          <w:rFonts w:ascii="Arial" w:eastAsia="Arial" w:hAnsi="Arial"/>
+          <w:sz w:val="18"/>
+          <w:highlight w:val="lightGray"/>
+        </w:rPr>
+        <w:t xml:space="preserve"> [8/17/2025]</w:t>
       </w:r>
     </w:p>
     <w:p>
@@ -258,7 +310,7 @@
           <w:ilvl w:val="0"/>
           <w:numId w:val="3"/>
         </w:numPr>
-        <w:spacing w:before="240"/>
+        <w:spacing w:before="240" w:after="0" w:line="276" w:lineRule="auto"/>
         <w:rPr>
           <w:rFonts w:ascii="Roboto Mono" w:eastAsia="Roboto Mono" w:hAnsi="Roboto Mono" w:cs="Roboto Mono"/>
         </w:rPr>
@@ -284,6 +336,7 @@
           <w:ilvl w:val="1"/>
           <w:numId w:val="3"/>
         </w:numPr>
+        <w:spacing w:after="0" w:line="276" w:lineRule="auto"/>
         <w:rPr>
           <w:rFonts w:ascii="Roboto Mono" w:eastAsia="Roboto Mono" w:hAnsi="Roboto Mono" w:cs="Roboto Mono"/>
         </w:rPr>
@@ -333,6 +386,7 @@
           <w:ilvl w:val="0"/>
           <w:numId w:val="3"/>
         </w:numPr>
+        <w:spacing w:after="0" w:line="276" w:lineRule="auto"/>
         <w:rPr>
           <w:rFonts w:ascii="Roboto Mono" w:eastAsia="Roboto Mono" w:hAnsi="Roboto Mono" w:cs="Roboto Mono"/>
         </w:rPr>
@@ -358,6 +412,7 @@
           <w:ilvl w:val="1"/>
           <w:numId w:val="3"/>
         </w:numPr>
+        <w:spacing w:after="0" w:line="276" w:lineRule="auto"/>
       </w:pPr>
       <w:r>
         <w:rPr>
@@ -391,6 +446,7 @@
           <w:ilvl w:val="0"/>
           <w:numId w:val="3"/>
         </w:numPr>
+        <w:spacing w:after="0" w:line="276" w:lineRule="auto"/>
         <w:rPr>
           <w:rFonts w:ascii="Roboto Mono" w:eastAsia="Roboto Mono" w:hAnsi="Roboto Mono" w:cs="Roboto Mono"/>
         </w:rPr>
@@ -416,6 +472,7 @@
           <w:ilvl w:val="1"/>
           <w:numId w:val="3"/>
         </w:numPr>
+        <w:spacing w:after="0" w:line="276" w:lineRule="auto"/>
       </w:pPr>
       <w:r>
         <w:rPr>
@@ -449,6 +506,7 @@
           <w:ilvl w:val="0"/>
           <w:numId w:val="3"/>
         </w:numPr>
+        <w:spacing w:after="0" w:line="276" w:lineRule="auto"/>
         <w:rPr>
           <w:rFonts w:ascii="Roboto Mono" w:eastAsia="Roboto Mono" w:hAnsi="Roboto Mono" w:cs="Roboto Mono"/>
         </w:rPr>
@@ -474,13 +532,12 @@
           <w:ilvl w:val="1"/>
           <w:numId w:val="3"/>
         </w:numPr>
-        <w:spacing w:after="240"/>
-      </w:pPr>
-      <w:r>
-        <w:rPr>
-          <w:rFonts w:ascii="Roboto Mono" w:eastAsia="Roboto Mono" w:hAnsi="Roboto Mono" w:cs="Roboto Mono"/>
-        </w:rPr>
-        <w:lastRenderedPageBreak/>
+        <w:spacing w:after="240" w:line="276" w:lineRule="auto"/>
+      </w:pPr>
+      <w:r>
+        <w:rPr>
+          <w:rFonts w:ascii="Roboto Mono" w:eastAsia="Roboto Mono" w:hAnsi="Roboto Mono" w:cs="Roboto Mono"/>
+        </w:rPr>
         <w:t xml:space="preserve">Scenarios written in </w:t>
       </w:r>
       <w:r>
@@ -544,7 +601,7 @@
     </w:p>
     <w:p>
       <w:r>
-        <w:pict w14:anchorId="20432701">
+        <w:pict w14:anchorId="56C283DC">
           <v:rect id="_x0000_i1026" style="width:0;height:1.5pt" o:hralign="center" o:hrstd="t" o:hr="t" fillcolor="#a0a0a0" stroked="f"/>
         </w:pict>
       </w:r>
@@ -577,51 +634,77 @@
       </w:pPr>
       <w:r>
         <w:rPr>
-          <w:b/>
-          <w:shd w:val="clear" w:color="auto" w:fill="B7B7B7"/>
-        </w:rPr>
-        <w:t># Source</w:t>
-      </w:r>
-      <w:r>
-        <w:rPr>
-          <w:shd w:val="clear" w:color="auto" w:fill="B7B7B7"/>
-        </w:rPr>
-        <w:t xml:space="preserve">: </w:t>
-      </w:r>
-      <w:r>
-        <w:rPr>
-          <w:b/>
-          <w:shd w:val="clear" w:color="auto" w:fill="B7B7B7"/>
-        </w:rPr>
-        <w:t xml:space="preserve">Chatgpt </w:t>
-      </w:r>
-      <w:r>
-        <w:rPr>
-          <w:b/>
-          <w:sz w:val="14"/>
-          <w:szCs w:val="14"/>
-          <w:shd w:val="clear" w:color="auto" w:fill="B7B7B7"/>
-        </w:rPr>
-        <w:t>(GPT</w:t>
-      </w:r>
-      <w:r>
-        <w:rPr>
-          <w:rFonts w:ascii="Cambria Math" w:hAnsi="Cambria Math" w:cs="Cambria Math"/>
-          <w:b/>
-          <w:sz w:val="14"/>
-          <w:szCs w:val="14"/>
-          <w:shd w:val="clear" w:color="auto" w:fill="B7B7B7"/>
+          <w:rFonts w:ascii="Arial" w:eastAsia="Arial" w:hAnsi="Arial" w:cs="Arial"/>
+          <w:b/>
+          <w:color w:val="000000"/>
+          <w:sz w:val="18"/>
+          <w:highlight w:val="lightGray"/>
+        </w:rPr>
+        <w:t># Source: AI Source: Provided by: [Data Path</w:t>
+      </w:r>
+      <w:r>
+        <w:rPr>
+          <w:rFonts w:ascii="Arial" w:eastAsia="Arial" w:hAnsi="Arial" w:cs="Arial"/>
+          <w:color w:val="000000"/>
+          <w:sz w:val="18"/>
+          <w:highlight w:val="lightGray"/>
+        </w:rPr>
+        <w:t xml:space="preserve">: Persons Table -&gt; ID Column: 1, Name_En Column: Motasem Essam] -&gt; </w:t>
+      </w:r>
+      <w:r>
+        <w:rPr>
+          <w:rFonts w:ascii="Arial" w:eastAsia="Arial" w:hAnsi="Arial" w:cs="Arial"/>
+          <w:b/>
+          <w:color w:val="000000"/>
+          <w:sz w:val="18"/>
+          <w:highlight w:val="lightGray"/>
+        </w:rPr>
+        <w:t>From:</w:t>
+      </w:r>
+      <w:r>
+        <w:rPr>
+          <w:rFonts w:ascii="Arial" w:eastAsia="Arial" w:hAnsi="Arial" w:cs="Arial"/>
+          <w:color w:val="000000"/>
+          <w:sz w:val="18"/>
+          <w:highlight w:val="lightGray"/>
+        </w:rPr>
+        <w:t xml:space="preserve"> [Chatgpt (GPT</w:t>
+      </w:r>
+      <w:r>
+        <w:rPr>
+          <w:rFonts w:ascii="Arial" w:eastAsia="Arial" w:hAnsi="Arial" w:cs="Cambria Math"/>
+          <w:color w:val="000000"/>
+          <w:sz w:val="18"/>
+          <w:highlight w:val="lightGray"/>
         </w:rPr>
         <w:t>‑</w:t>
       </w:r>
       <w:r>
         <w:rPr>
-          <w:b/>
-          <w:sz w:val="14"/>
-          <w:szCs w:val="14"/>
-          <w:shd w:val="clear" w:color="auto" w:fill="B7B7B7"/>
-        </w:rPr>
-        <w:t>5 Mini) at [8/17/2025]</w:t>
+          <w:rFonts w:ascii="Arial" w:eastAsia="Arial" w:hAnsi="Arial" w:cs="Arial"/>
+          <w:color w:val="000000"/>
+          <w:sz w:val="18"/>
+          <w:highlight w:val="lightGray"/>
+        </w:rPr>
+        <w:t xml:space="preserve">5 Mini)] </w:t>
+      </w:r>
+      <w:r>
+        <w:rPr>
+          <w:rFonts w:ascii="Arial" w:eastAsia="Arial" w:hAnsi="Arial" w:cs="Arial"/>
+          <w:b/>
+          <w:color w:val="000000"/>
+          <w:sz w:val="18"/>
+          <w:highlight w:val="lightGray"/>
+        </w:rPr>
+        <w:t>on</w:t>
+      </w:r>
+      <w:r>
+        <w:rPr>
+          <w:rFonts w:ascii="Arial" w:eastAsia="Arial" w:hAnsi="Arial"/>
+          <w:sz w:val="18"/>
+          <w:highlight w:val="lightGray"/>
+        </w:rPr>
+        <w:t xml:space="preserve"> [8/17/2025]</w:t>
       </w:r>
     </w:p>
     <w:p>
@@ -651,7 +734,7 @@
           <w:noProof/>
         </w:rPr>
         <w:drawing>
-          <wp:inline distT="114300" distB="114300" distL="114300" distR="114300" wp14:anchorId="6B998A4A" wp14:editId="7C5B2AFF">
+          <wp:inline distT="114300" distB="114300" distL="114300" distR="114300" wp14:anchorId="26F2168C" wp14:editId="3057B5C7">
             <wp:extent cx="5943600" cy="1638300"/>
             <wp:effectExtent l="0" t="0" r="0" b="0"/>
             <wp:docPr id="1" name="image1.png"/>
@@ -778,7 +861,7 @@
           <w:ilvl w:val="0"/>
           <w:numId w:val="2"/>
         </w:numPr>
-        <w:spacing w:before="240"/>
+        <w:spacing w:before="240" w:after="0" w:line="276" w:lineRule="auto"/>
       </w:pPr>
       <w:r>
         <w:rPr>
@@ -806,6 +889,7 @@
           <w:ilvl w:val="0"/>
           <w:numId w:val="2"/>
         </w:numPr>
+        <w:spacing w:after="0" w:line="276" w:lineRule="auto"/>
       </w:pPr>
       <w:r>
         <w:rPr>
@@ -833,7 +917,7 @@
           <w:ilvl w:val="0"/>
           <w:numId w:val="2"/>
         </w:numPr>
-        <w:spacing w:after="240"/>
+        <w:spacing w:after="240" w:line="276" w:lineRule="auto"/>
       </w:pPr>
       <w:r>
         <w:rPr>
@@ -854,7 +938,7 @@
     </w:p>
     <w:p>
       <w:r>
-        <w:pict w14:anchorId="4B3C1EFD">
+        <w:pict w14:anchorId="7F4973D9">
           <v:rect id="_x0000_i1027" style="width:0;height:1.5pt" o:hralign="center" o:hrstd="t" o:hr="t" fillcolor="#a0a0a0" stroked="f"/>
         </w:pict>
       </w:r>
@@ -888,51 +972,77 @@
       </w:pPr>
       <w:r>
         <w:rPr>
-          <w:b/>
-          <w:shd w:val="clear" w:color="auto" w:fill="B7B7B7"/>
-        </w:rPr>
-        <w:t># Source</w:t>
-      </w:r>
-      <w:r>
-        <w:rPr>
-          <w:shd w:val="clear" w:color="auto" w:fill="B7B7B7"/>
-        </w:rPr>
-        <w:t xml:space="preserve">: </w:t>
-      </w:r>
-      <w:r>
-        <w:rPr>
-          <w:b/>
-          <w:shd w:val="clear" w:color="auto" w:fill="B7B7B7"/>
-        </w:rPr>
-        <w:t xml:space="preserve">Chatgpt </w:t>
-      </w:r>
-      <w:r>
-        <w:rPr>
-          <w:b/>
-          <w:sz w:val="14"/>
-          <w:szCs w:val="14"/>
-          <w:shd w:val="clear" w:color="auto" w:fill="B7B7B7"/>
-        </w:rPr>
-        <w:t>(GPT</w:t>
-      </w:r>
-      <w:r>
-        <w:rPr>
-          <w:rFonts w:ascii="Cambria Math" w:hAnsi="Cambria Math" w:cs="Cambria Math"/>
-          <w:b/>
-          <w:sz w:val="14"/>
-          <w:szCs w:val="14"/>
-          <w:shd w:val="clear" w:color="auto" w:fill="B7B7B7"/>
+          <w:rFonts w:ascii="Arial" w:eastAsia="Arial" w:hAnsi="Arial" w:cs="Arial"/>
+          <w:b/>
+          <w:color w:val="000000"/>
+          <w:sz w:val="18"/>
+          <w:highlight w:val="lightGray"/>
+        </w:rPr>
+        <w:t># Source: AI Source: Provided by: [Data Path</w:t>
+      </w:r>
+      <w:r>
+        <w:rPr>
+          <w:rFonts w:ascii="Arial" w:eastAsia="Arial" w:hAnsi="Arial" w:cs="Arial"/>
+          <w:color w:val="000000"/>
+          <w:sz w:val="18"/>
+          <w:highlight w:val="lightGray"/>
+        </w:rPr>
+        <w:t xml:space="preserve">: Persons Table -&gt; ID Column: 1, Name_En Column: Motasem Essam] -&gt; </w:t>
+      </w:r>
+      <w:r>
+        <w:rPr>
+          <w:rFonts w:ascii="Arial" w:eastAsia="Arial" w:hAnsi="Arial" w:cs="Arial"/>
+          <w:b/>
+          <w:color w:val="000000"/>
+          <w:sz w:val="18"/>
+          <w:highlight w:val="lightGray"/>
+        </w:rPr>
+        <w:t>From:</w:t>
+      </w:r>
+      <w:r>
+        <w:rPr>
+          <w:rFonts w:ascii="Arial" w:eastAsia="Arial" w:hAnsi="Arial" w:cs="Arial"/>
+          <w:color w:val="000000"/>
+          <w:sz w:val="18"/>
+          <w:highlight w:val="lightGray"/>
+        </w:rPr>
+        <w:t xml:space="preserve"> [Chatgpt (GPT</w:t>
+      </w:r>
+      <w:r>
+        <w:rPr>
+          <w:rFonts w:ascii="Arial" w:eastAsia="Arial" w:hAnsi="Arial" w:cs="Cambria Math"/>
+          <w:color w:val="000000"/>
+          <w:sz w:val="18"/>
+          <w:highlight w:val="lightGray"/>
         </w:rPr>
         <w:t>‑</w:t>
       </w:r>
       <w:r>
         <w:rPr>
-          <w:b/>
-          <w:sz w:val="14"/>
-          <w:szCs w:val="14"/>
-          <w:shd w:val="clear" w:color="auto" w:fill="B7B7B7"/>
-        </w:rPr>
-        <w:t>5 Mini) at [8/17/2025]</w:t>
+          <w:rFonts w:ascii="Arial" w:eastAsia="Arial" w:hAnsi="Arial" w:cs="Arial"/>
+          <w:color w:val="000000"/>
+          <w:sz w:val="18"/>
+          <w:highlight w:val="lightGray"/>
+        </w:rPr>
+        <w:t xml:space="preserve">5 Mini)] </w:t>
+      </w:r>
+      <w:r>
+        <w:rPr>
+          <w:rFonts w:ascii="Arial" w:eastAsia="Arial" w:hAnsi="Arial" w:cs="Arial"/>
+          <w:b/>
+          <w:color w:val="000000"/>
+          <w:sz w:val="18"/>
+          <w:highlight w:val="lightGray"/>
+        </w:rPr>
+        <w:t>on</w:t>
+      </w:r>
+      <w:r>
+        <w:rPr>
+          <w:rFonts w:ascii="Arial" w:eastAsia="Arial" w:hAnsi="Arial"/>
+          <w:sz w:val="18"/>
+          <w:highlight w:val="lightGray"/>
+        </w:rPr>
+        <w:t xml:space="preserve"> [8/17/2025]</w:t>
       </w:r>
     </w:p>
     <w:p>
@@ -941,14 +1051,13 @@
           <w:ilvl w:val="0"/>
           <w:numId w:val="4"/>
         </w:numPr>
-        <w:spacing w:before="240"/>
-      </w:pPr>
-      <w:r>
-        <w:rPr>
-          <w:rFonts w:ascii="Roboto Mono" w:eastAsia="Roboto Mono" w:hAnsi="Roboto Mono" w:cs="Roboto Mono"/>
-          <w:b/>
-        </w:rPr>
-        <w:lastRenderedPageBreak/>
+        <w:spacing w:before="240" w:after="0" w:line="276" w:lineRule="auto"/>
+      </w:pPr>
+      <w:r>
+        <w:rPr>
+          <w:rFonts w:ascii="Roboto Mono" w:eastAsia="Roboto Mono" w:hAnsi="Roboto Mono" w:cs="Roboto Mono"/>
+          <w:b/>
+        </w:rPr>
         <w:t>Improves communication</w:t>
       </w:r>
       <w:r>
@@ -970,6 +1079,7 @@
           <w:ilvl w:val="0"/>
           <w:numId w:val="4"/>
         </w:numPr>
+        <w:spacing w:after="0" w:line="276" w:lineRule="auto"/>
       </w:pPr>
       <w:r>
         <w:rPr>
@@ -997,6 +1107,7 @@
           <w:ilvl w:val="0"/>
           <w:numId w:val="4"/>
         </w:numPr>
+        <w:spacing w:after="0" w:line="276" w:lineRule="auto"/>
       </w:pPr>
       <w:r>
         <w:rPr>
@@ -1030,6 +1141,7 @@
           <w:ilvl w:val="0"/>
           <w:numId w:val="4"/>
         </w:numPr>
+        <w:spacing w:after="0" w:line="276" w:lineRule="auto"/>
       </w:pPr>
       <w:r>
         <w:rPr>
@@ -1063,7 +1175,7 @@
           <w:ilvl w:val="0"/>
           <w:numId w:val="4"/>
         </w:numPr>
-        <w:spacing w:after="240"/>
+        <w:spacing w:after="240" w:line="276" w:lineRule="auto"/>
       </w:pPr>
       <w:r>
         <w:rPr>
@@ -1093,7 +1205,7 @@
     </w:p>
     <w:p>
       <w:r>
-        <w:pict w14:anchorId="5C7DB0A4">
+        <w:pict w14:anchorId="3FEE3F5F">
           <v:rect id="_x0000_i1028" style="width:0;height:1.5pt" o:hralign="center" o:hrstd="t" o:hr="t" fillcolor="#a0a0a0" stroked="f"/>
         </w:pict>
       </w:r>
@@ -1126,51 +1238,77 @@
       </w:pPr>
       <w:r>
         <w:rPr>
-          <w:b/>
-          <w:shd w:val="clear" w:color="auto" w:fill="B7B7B7"/>
-        </w:rPr>
-        <w:t># Source</w:t>
-      </w:r>
-      <w:r>
-        <w:rPr>
-          <w:shd w:val="clear" w:color="auto" w:fill="B7B7B7"/>
-        </w:rPr>
-        <w:t xml:space="preserve">: </w:t>
-      </w:r>
-      <w:r>
-        <w:rPr>
-          <w:b/>
-          <w:shd w:val="clear" w:color="auto" w:fill="B7B7B7"/>
-        </w:rPr>
-        <w:t xml:space="preserve">Chatgpt </w:t>
-      </w:r>
-      <w:r>
-        <w:rPr>
-          <w:b/>
-          <w:sz w:val="14"/>
-          <w:szCs w:val="14"/>
-          <w:shd w:val="clear" w:color="auto" w:fill="B7B7B7"/>
-        </w:rPr>
-        <w:t>(GPT</w:t>
-      </w:r>
-      <w:r>
-        <w:rPr>
-          <w:rFonts w:ascii="Cambria Math" w:hAnsi="Cambria Math" w:cs="Cambria Math"/>
-          <w:b/>
-          <w:sz w:val="14"/>
-          <w:szCs w:val="14"/>
-          <w:shd w:val="clear" w:color="auto" w:fill="B7B7B7"/>
+          <w:rFonts w:ascii="Arial" w:eastAsia="Arial" w:hAnsi="Arial" w:cs="Arial"/>
+          <w:b/>
+          <w:color w:val="000000"/>
+          <w:sz w:val="18"/>
+          <w:highlight w:val="lightGray"/>
+        </w:rPr>
+        <w:t># Source: AI Source: Provided by: [Data Path</w:t>
+      </w:r>
+      <w:r>
+        <w:rPr>
+          <w:rFonts w:ascii="Arial" w:eastAsia="Arial" w:hAnsi="Arial" w:cs="Arial"/>
+          <w:color w:val="000000"/>
+          <w:sz w:val="18"/>
+          <w:highlight w:val="lightGray"/>
+        </w:rPr>
+        <w:t xml:space="preserve">: Persons Table -&gt; ID Column: 1, Name_En Column: Motasem Essam] -&gt; </w:t>
+      </w:r>
+      <w:r>
+        <w:rPr>
+          <w:rFonts w:ascii="Arial" w:eastAsia="Arial" w:hAnsi="Arial" w:cs="Arial"/>
+          <w:b/>
+          <w:color w:val="000000"/>
+          <w:sz w:val="18"/>
+          <w:highlight w:val="lightGray"/>
+        </w:rPr>
+        <w:t>From:</w:t>
+      </w:r>
+      <w:r>
+        <w:rPr>
+          <w:rFonts w:ascii="Arial" w:eastAsia="Arial" w:hAnsi="Arial" w:cs="Arial"/>
+          <w:color w:val="000000"/>
+          <w:sz w:val="18"/>
+          <w:highlight w:val="lightGray"/>
+        </w:rPr>
+        <w:t xml:space="preserve"> [Chatgpt (GPT</w:t>
+      </w:r>
+      <w:r>
+        <w:rPr>
+          <w:rFonts w:ascii="Arial" w:eastAsia="Arial" w:hAnsi="Arial" w:cs="Cambria Math"/>
+          <w:color w:val="000000"/>
+          <w:sz w:val="18"/>
+          <w:highlight w:val="lightGray"/>
         </w:rPr>
         <w:t>‑</w:t>
       </w:r>
       <w:r>
         <w:rPr>
-          <w:b/>
-          <w:sz w:val="14"/>
-          <w:szCs w:val="14"/>
-          <w:shd w:val="clear" w:color="auto" w:fill="B7B7B7"/>
-        </w:rPr>
-        <w:t>5 Mini) at [8/17/2025]</w:t>
+          <w:rFonts w:ascii="Arial" w:eastAsia="Arial" w:hAnsi="Arial" w:cs="Arial"/>
+          <w:color w:val="000000"/>
+          <w:sz w:val="18"/>
+          <w:highlight w:val="lightGray"/>
+        </w:rPr>
+        <w:t xml:space="preserve">5 Mini)] </w:t>
+      </w:r>
+      <w:r>
+        <w:rPr>
+          <w:rFonts w:ascii="Arial" w:eastAsia="Arial" w:hAnsi="Arial" w:cs="Arial"/>
+          <w:b/>
+          <w:color w:val="000000"/>
+          <w:sz w:val="18"/>
+          <w:highlight w:val="lightGray"/>
+        </w:rPr>
+        <w:t>on</w:t>
+      </w:r>
+      <w:r>
+        <w:rPr>
+          <w:rFonts w:ascii="Arial" w:eastAsia="Arial" w:hAnsi="Arial"/>
+          <w:sz w:val="18"/>
+          <w:highlight w:val="lightGray"/>
+        </w:rPr>
+        <w:t xml:space="preserve"> [8/17/2025]</w:t>
       </w:r>
     </w:p>
     <w:p>
@@ -1179,7 +1317,7 @@
           <w:ilvl w:val="0"/>
           <w:numId w:val="1"/>
         </w:numPr>
-        <w:spacing w:before="240"/>
+        <w:spacing w:before="240" w:after="0" w:line="276" w:lineRule="auto"/>
       </w:pPr>
       <w:r>
         <w:rPr>
@@ -1213,6 +1351,7 @@
           <w:ilvl w:val="0"/>
           <w:numId w:val="1"/>
         </w:numPr>
+        <w:spacing w:after="0" w:line="276" w:lineRule="auto"/>
       </w:pPr>
       <w:r>
         <w:rPr>
@@ -1246,7 +1385,7 @@
           <w:ilvl w:val="0"/>
           <w:numId w:val="1"/>
         </w:numPr>
-        <w:spacing w:after="240"/>
+        <w:spacing w:after="240" w:line="276" w:lineRule="auto"/>
       </w:pPr>
       <w:r>
         <w:rPr>
@@ -1273,7 +1412,7 @@
     </w:p>
     <w:p>
       <w:r>
-        <w:pict w14:anchorId="5CEE7086">
+        <w:pict w14:anchorId="3201FCF3">
           <v:rect id="_x0000_i1029" style="width:0;height:1.5pt" o:hralign="center" o:hrstd="t" o:hr="t" fillcolor="#a0a0a0" stroked="f"/>
         </w:pict>
       </w:r>
@@ -1297,51 +1436,77 @@
       </w:pPr>
       <w:r>
         <w:rPr>
-          <w:b/>
-          <w:shd w:val="clear" w:color="auto" w:fill="B7B7B7"/>
-        </w:rPr>
-        <w:t># Source</w:t>
-      </w:r>
-      <w:r>
-        <w:rPr>
-          <w:shd w:val="clear" w:color="auto" w:fill="B7B7B7"/>
-        </w:rPr>
-        <w:t xml:space="preserve">: </w:t>
-      </w:r>
-      <w:r>
-        <w:rPr>
-          <w:b/>
-          <w:shd w:val="clear" w:color="auto" w:fill="B7B7B7"/>
-        </w:rPr>
-        <w:t xml:space="preserve">Chatgpt </w:t>
-      </w:r>
-      <w:r>
-        <w:rPr>
-          <w:b/>
-          <w:sz w:val="14"/>
-          <w:szCs w:val="14"/>
-          <w:shd w:val="clear" w:color="auto" w:fill="B7B7B7"/>
-        </w:rPr>
-        <w:t>(GPT</w:t>
-      </w:r>
-      <w:r>
-        <w:rPr>
-          <w:rFonts w:ascii="Cambria Math" w:hAnsi="Cambria Math" w:cs="Cambria Math"/>
-          <w:b/>
-          <w:sz w:val="14"/>
-          <w:szCs w:val="14"/>
-          <w:shd w:val="clear" w:color="auto" w:fill="B7B7B7"/>
+          <w:rFonts w:ascii="Arial" w:eastAsia="Arial" w:hAnsi="Arial" w:cs="Arial"/>
+          <w:b/>
+          <w:color w:val="000000"/>
+          <w:sz w:val="18"/>
+          <w:highlight w:val="lightGray"/>
+        </w:rPr>
+        <w:t># Source: AI Source: Provided by: [Data Path</w:t>
+      </w:r>
+      <w:r>
+        <w:rPr>
+          <w:rFonts w:ascii="Arial" w:eastAsia="Arial" w:hAnsi="Arial" w:cs="Arial"/>
+          <w:color w:val="000000"/>
+          <w:sz w:val="18"/>
+          <w:highlight w:val="lightGray"/>
+        </w:rPr>
+        <w:t xml:space="preserve">: Persons Table -&gt; ID Column: 1, Name_En Column: Motasem Essam] -&gt; </w:t>
+      </w:r>
+      <w:r>
+        <w:rPr>
+          <w:rFonts w:ascii="Arial" w:eastAsia="Arial" w:hAnsi="Arial" w:cs="Arial"/>
+          <w:b/>
+          <w:color w:val="000000"/>
+          <w:sz w:val="18"/>
+          <w:highlight w:val="lightGray"/>
+        </w:rPr>
+        <w:t>From:</w:t>
+      </w:r>
+      <w:r>
+        <w:rPr>
+          <w:rFonts w:ascii="Arial" w:eastAsia="Arial" w:hAnsi="Arial" w:cs="Arial"/>
+          <w:color w:val="000000"/>
+          <w:sz w:val="18"/>
+          <w:highlight w:val="lightGray"/>
+        </w:rPr>
+        <w:t xml:space="preserve"> [Chatgpt (GPT</w:t>
+      </w:r>
+      <w:r>
+        <w:rPr>
+          <w:rFonts w:ascii="Arial" w:eastAsia="Arial" w:hAnsi="Arial" w:cs="Cambria Math"/>
+          <w:color w:val="000000"/>
+          <w:sz w:val="18"/>
+          <w:highlight w:val="lightGray"/>
         </w:rPr>
         <w:t>‑</w:t>
       </w:r>
       <w:r>
         <w:rPr>
-          <w:b/>
-          <w:sz w:val="14"/>
-          <w:szCs w:val="14"/>
-          <w:shd w:val="clear" w:color="auto" w:fill="B7B7B7"/>
-        </w:rPr>
-        <w:t>5 Mini) at [8/17/2025]</w:t>
+          <w:rFonts w:ascii="Arial" w:eastAsia="Arial" w:hAnsi="Arial" w:cs="Arial"/>
+          <w:color w:val="000000"/>
+          <w:sz w:val="18"/>
+          <w:highlight w:val="lightGray"/>
+        </w:rPr>
+        <w:t xml:space="preserve">5 Mini)] </w:t>
+      </w:r>
+      <w:r>
+        <w:rPr>
+          <w:rFonts w:ascii="Arial" w:eastAsia="Arial" w:hAnsi="Arial" w:cs="Arial"/>
+          <w:b/>
+          <w:color w:val="000000"/>
+          <w:sz w:val="18"/>
+          <w:highlight w:val="lightGray"/>
+        </w:rPr>
+        <w:t>on</w:t>
+      </w:r>
+      <w:r>
+        <w:rPr>
+          <w:rFonts w:ascii="Arial" w:eastAsia="Arial" w:hAnsi="Arial"/>
+          <w:sz w:val="18"/>
+          <w:highlight w:val="lightGray"/>
+        </w:rPr>
+        <w:t xml:space="preserve"> [8/17/2025]</w:t>
       </w:r>
     </w:p>
     <w:p>
@@ -1362,18 +1527,19 @@
     </w:p>
     <w:p>
       <w:r>
-        <w:pict w14:anchorId="425FA291">
+        <w:pict w14:anchorId="1151BD2A">
           <v:rect id="_x0000_i1030" style="width:0;height:1.5pt" o:hralign="center" o:hrstd="t" o:hr="t" fillcolor="#a0a0a0" stroked="f"/>
         </w:pict>
       </w:r>
     </w:p>
+    <w:p/>
     <w:p/>
     <w:p/>
     <w:sectPr>
       <w:pgSz w:w="12240" w:h="15840"/>
       <w:pgMar w:top="1440" w:right="1440" w:bottom="1440" w:left="1440" w:header="720" w:footer="720" w:gutter="0"/>
-      <w:pgNumType w:start="1"/>
       <w:cols w:space="720"/>
+      <w:docGrid w:linePitch="360"/>
     </w:sectPr>
   </w:body>
 </w:document>
@@ -2248,18 +2414,6 @@
   <w:style w:type="paragraph" w:default="1" w:styleId="Normal">
     <w:name w:val="Normal"/>
     <w:qFormat/>
-    <w:rsid w:val="00A512A0"/>
-    <w:pPr>
-      <w:spacing w:after="0" w:line="276" w:lineRule="auto"/>
-    </w:pPr>
-    <w:rPr>
-      <w:rFonts w:ascii="Arial" w:eastAsia="Arial" w:hAnsi="Arial" w:cs="Arial"/>
-      <w:kern w:val="0"/>
-      <w:sz w:val="22"/>
-      <w:szCs w:val="22"/>
-      <w:lang w:val="en"/>
-      <w14:ligatures w14:val="none"/>
-    </w:rPr>
   </w:style>
   <w:style w:type="paragraph" w:styleId="Heading1">
     <w:name w:val="heading 1"/>
@@ -2268,7 +2422,7 @@
     <w:link w:val="Heading1Char"/>
     <w:uiPriority w:val="9"/>
     <w:qFormat/>
-    <w:rsid w:val="00067103"/>
+    <w:rsid w:val="00D27B20"/>
     <w:pPr>
       <w:keepNext/>
       <w:keepLines/>
@@ -2290,7 +2444,7 @@
     <w:uiPriority w:val="9"/>
     <w:unhideWhenUsed/>
     <w:qFormat/>
-    <w:rsid w:val="00067103"/>
+    <w:rsid w:val="00D27B20"/>
     <w:pPr>
       <w:keepNext/>
       <w:keepLines/>
@@ -2313,7 +2467,7 @@
     <w:semiHidden/>
     <w:unhideWhenUsed/>
     <w:qFormat/>
-    <w:rsid w:val="00067103"/>
+    <w:rsid w:val="00D27B20"/>
     <w:pPr>
       <w:keepNext/>
       <w:keepLines/>
@@ -2336,7 +2490,7 @@
     <w:semiHidden/>
     <w:unhideWhenUsed/>
     <w:qFormat/>
-    <w:rsid w:val="00067103"/>
+    <w:rsid w:val="00D27B20"/>
     <w:pPr>
       <w:keepNext/>
       <w:keepLines/>
@@ -2359,7 +2513,7 @@
     <w:semiHidden/>
     <w:unhideWhenUsed/>
     <w:qFormat/>
-    <w:rsid w:val="00067103"/>
+    <w:rsid w:val="00D27B20"/>
     <w:pPr>
       <w:keepNext/>
       <w:keepLines/>
@@ -2380,11 +2534,11 @@
     <w:semiHidden/>
     <w:unhideWhenUsed/>
     <w:qFormat/>
-    <w:rsid w:val="00067103"/>
+    <w:rsid w:val="00D27B20"/>
     <w:pPr>
       <w:keepNext/>
       <w:keepLines/>
-      <w:spacing w:before="40"/>
+      <w:spacing w:before="40" w:after="0"/>
       <w:outlineLvl w:val="5"/>
     </w:pPr>
     <w:rPr>
@@ -2403,11 +2557,11 @@
     <w:semiHidden/>
     <w:unhideWhenUsed/>
     <w:qFormat/>
-    <w:rsid w:val="00067103"/>
+    <w:rsid w:val="00D27B20"/>
     <w:pPr>
       <w:keepNext/>
       <w:keepLines/>
-      <w:spacing w:before="40"/>
+      <w:spacing w:before="40" w:after="0"/>
       <w:outlineLvl w:val="6"/>
     </w:pPr>
     <w:rPr>
@@ -2424,10 +2578,11 @@
     <w:semiHidden/>
     <w:unhideWhenUsed/>
     <w:qFormat/>
-    <w:rsid w:val="00067103"/>
+    <w:rsid w:val="00D27B20"/>
     <w:pPr>
       <w:keepNext/>
       <w:keepLines/>
+      <w:spacing w:after="0"/>
       <w:outlineLvl w:val="7"/>
     </w:pPr>
     <w:rPr>
@@ -2446,10 +2601,11 @@
     <w:semiHidden/>
     <w:unhideWhenUsed/>
     <w:qFormat/>
-    <w:rsid w:val="00067103"/>
+    <w:rsid w:val="00D27B20"/>
     <w:pPr>
       <w:keepNext/>
       <w:keepLines/>
+      <w:spacing w:after="0"/>
       <w:outlineLvl w:val="8"/>
     </w:pPr>
     <w:rPr>
@@ -2489,7 +2645,7 @@
     <w:basedOn w:val="DefaultParagraphFont"/>
     <w:link w:val="Heading1"/>
     <w:uiPriority w:val="9"/>
-    <w:rsid w:val="00067103"/>
+    <w:rsid w:val="00D27B20"/>
     <w:rPr>
       <w:rFonts w:asciiTheme="majorHAnsi" w:eastAsiaTheme="majorEastAsia" w:hAnsiTheme="majorHAnsi" w:cstheme="majorBidi"/>
       <w:color w:val="2F5496" w:themeColor="accent1" w:themeShade="BF"/>
@@ -2502,7 +2658,7 @@
     <w:basedOn w:val="DefaultParagraphFont"/>
     <w:link w:val="Heading2"/>
     <w:uiPriority w:val="9"/>
-    <w:rsid w:val="00067103"/>
+    <w:rsid w:val="00D27B20"/>
     <w:rPr>
       <w:rFonts w:asciiTheme="majorHAnsi" w:eastAsiaTheme="majorEastAsia" w:hAnsiTheme="majorHAnsi" w:cstheme="majorBidi"/>
       <w:color w:val="2F5496" w:themeColor="accent1" w:themeShade="BF"/>
@@ -2516,7 +2672,7 @@
     <w:link w:val="Heading3"/>
     <w:uiPriority w:val="9"/>
     <w:semiHidden/>
-    <w:rsid w:val="00067103"/>
+    <w:rsid w:val="00D27B20"/>
     <w:rPr>
       <w:rFonts w:eastAsiaTheme="majorEastAsia" w:cstheme="majorBidi"/>
       <w:color w:val="2F5496" w:themeColor="accent1" w:themeShade="BF"/>
@@ -2530,7 +2686,7 @@
     <w:link w:val="Heading4"/>
     <w:uiPriority w:val="9"/>
     <w:semiHidden/>
-    <w:rsid w:val="00067103"/>
+    <w:rsid w:val="00D27B20"/>
     <w:rPr>
       <w:rFonts w:eastAsiaTheme="majorEastAsia" w:cstheme="majorBidi"/>
       <w:i/>
@@ -2544,7 +2700,7 @@
     <w:link w:val="Heading5"/>
     <w:uiPriority w:val="9"/>
     <w:semiHidden/>
-    <w:rsid w:val="00067103"/>
+    <w:rsid w:val="00D27B20"/>
     <w:rPr>
       <w:rFonts w:eastAsiaTheme="majorEastAsia" w:cstheme="majorBidi"/>
       <w:color w:val="2F5496" w:themeColor="accent1" w:themeShade="BF"/>
@@ -2556,7 +2712,7 @@
     <w:link w:val="Heading6"/>
     <w:uiPriority w:val="9"/>
     <w:semiHidden/>
-    <w:rsid w:val="00067103"/>
+    <w:rsid w:val="00D27B20"/>
     <w:rPr>
       <w:rFonts w:eastAsiaTheme="majorEastAsia" w:cstheme="majorBidi"/>
       <w:i/>
@@ -2570,7 +2726,7 @@
     <w:link w:val="Heading7"/>
     <w:uiPriority w:val="9"/>
     <w:semiHidden/>
-    <w:rsid w:val="00067103"/>
+    <w:rsid w:val="00D27B20"/>
     <w:rPr>
       <w:rFonts w:eastAsiaTheme="majorEastAsia" w:cstheme="majorBidi"/>
       <w:color w:val="595959" w:themeColor="text1" w:themeTint="A6"/>
@@ -2582,7 +2738,7 @@
     <w:link w:val="Heading8"/>
     <w:uiPriority w:val="9"/>
     <w:semiHidden/>
-    <w:rsid w:val="00067103"/>
+    <w:rsid w:val="00D27B20"/>
     <w:rPr>
       <w:rFonts w:eastAsiaTheme="majorEastAsia" w:cstheme="majorBidi"/>
       <w:i/>
@@ -2596,7 +2752,7 @@
     <w:link w:val="Heading9"/>
     <w:uiPriority w:val="9"/>
     <w:semiHidden/>
-    <w:rsid w:val="00067103"/>
+    <w:rsid w:val="00D27B20"/>
     <w:rPr>
       <w:rFonts w:eastAsiaTheme="majorEastAsia" w:cstheme="majorBidi"/>
       <w:color w:val="272727" w:themeColor="text1" w:themeTint="D8"/>
@@ -2609,7 +2765,7 @@
     <w:link w:val="TitleChar"/>
     <w:uiPriority w:val="10"/>
     <w:qFormat/>
-    <w:rsid w:val="00067103"/>
+    <w:rsid w:val="00D27B20"/>
     <w:pPr>
       <w:spacing w:after="80" w:line="240" w:lineRule="auto"/>
       <w:contextualSpacing/>
@@ -2627,7 +2783,7 @@
     <w:basedOn w:val="DefaultParagraphFont"/>
     <w:link w:val="Title"/>
     <w:uiPriority w:val="10"/>
-    <w:rsid w:val="00067103"/>
+    <w:rsid w:val="00D27B20"/>
     <w:rPr>
       <w:rFonts w:asciiTheme="majorHAnsi" w:eastAsiaTheme="majorEastAsia" w:hAnsiTheme="majorHAnsi" w:cstheme="majorBidi"/>
       <w:spacing w:val="-10"/>
@@ -2643,7 +2799,7 @@
     <w:link w:val="SubtitleChar"/>
     <w:uiPriority w:val="11"/>
     <w:qFormat/>
-    <w:rsid w:val="00067103"/>
+    <w:rsid w:val="00D27B20"/>
     <w:pPr>
       <w:numPr>
         <w:ilvl w:val="1"/>
@@ -2662,7 +2818,7 @@
     <w:basedOn w:val="DefaultParagraphFont"/>
     <w:link w:val="Subtitle"/>
     <w:uiPriority w:val="11"/>
-    <w:rsid w:val="00067103"/>
+    <w:rsid w:val="00D27B20"/>
     <w:rPr>
       <w:rFonts w:eastAsiaTheme="majorEastAsia" w:cstheme="majorBidi"/>
       <w:color w:val="595959" w:themeColor="text1" w:themeTint="A6"/>
@@ -2678,7 +2834,7 @@
     <w:link w:val="QuoteChar"/>
     <w:uiPriority w:val="29"/>
     <w:qFormat/>
-    <w:rsid w:val="00067103"/>
+    <w:rsid w:val="00D27B20"/>
     <w:pPr>
       <w:spacing w:before="160"/>
       <w:jc w:val="center"/>
@@ -2694,7 +2850,7 @@
     <w:basedOn w:val="DefaultParagraphFont"/>
     <w:link w:val="Quote"/>
     <w:uiPriority w:val="29"/>
-    <w:rsid w:val="00067103"/>
+    <w:rsid w:val="00D27B20"/>
     <w:rPr>
       <w:i/>
       <w:iCs/>
@@ -2706,7 +2862,7 @@
     <w:basedOn w:val="Normal"/>
     <w:uiPriority w:val="34"/>
     <w:qFormat/>
-    <w:rsid w:val="00067103"/>
+    <w:rsid w:val="00D27B20"/>
     <w:pPr>
       <w:ind w:left="720"/>
       <w:contextualSpacing/>
@@ -2717,7 +2873,7 @@
     <w:basedOn w:val="DefaultParagraphFont"/>
     <w:uiPriority w:val="21"/>
     <w:qFormat/>
-    <w:rsid w:val="00067103"/>
+    <w:rsid w:val="00D27B20"/>
     <w:rPr>
       <w:i/>
       <w:iCs/>
@@ -2731,7 +2887,7 @@
     <w:link w:val="IntenseQuoteChar"/>
     <w:uiPriority w:val="30"/>
     <w:qFormat/>
-    <w:rsid w:val="00067103"/>
+    <w:rsid w:val="00D27B20"/>
     <w:pPr>
       <w:pBdr>
         <w:top w:val="single" w:sz="4" w:space="10" w:color="2F5496" w:themeColor="accent1" w:themeShade="BF"/>
@@ -2752,7 +2908,7 @@
     <w:basedOn w:val="DefaultParagraphFont"/>
     <w:link w:val="IntenseQuote"/>
     <w:uiPriority w:val="30"/>
-    <w:rsid w:val="00067103"/>
+    <w:rsid w:val="00D27B20"/>
     <w:rPr>
       <w:i/>
       <w:iCs/>
@@ -2764,7 +2920,7 @@
     <w:basedOn w:val="DefaultParagraphFont"/>
     <w:uiPriority w:val="32"/>
     <w:qFormat/>
-    <w:rsid w:val="00067103"/>
+    <w:rsid w:val="00D27B20"/>
     <w:rPr>
       <w:b/>
       <w:bCs/>
